--- a/CÔNG TY TNHH SẢN XUẤT VẠN SỰ PHÚC/VanSuPhuc_ThayDoi_CSH_DDPL/Notes.docx
+++ b/CÔNG TY TNHH SẢN XUẤT VẠN SỰ PHÚC/VanSuPhuc_ThayDoi_CSH_DDPL/Notes.docx
@@ -396,14 +396,25 @@
       <w:r>
         <w:rPr>
           <w:rFonts w:ascii="Times New Roman" w:eastAsia="Times New Roman" w:hAnsi="Times New Roman" w:cs="Times New Roman"/>
-          <w:b/>
           <w:bCs/>
           <w:sz w:val="24"/>
           <w:szCs w:val="24"/>
           <w:lang w:val="sv-SE"/>
         </w:rPr>
-        <w:t>HỨA NGỌC HẠNH</w:t>
-      </w:r>
+        <w:t xml:space="preserve">HỨA NGỌC </w:t>
+      </w:r>
+      <w:bookmarkStart w:id="0" w:name="_GoBack"/>
+      <w:r>
+        <w:rPr>
+          <w:rFonts w:ascii="Times New Roman" w:eastAsia="Times New Roman" w:hAnsi="Times New Roman" w:cs="Times New Roman"/>
+          <w:bCs/>
+          <w:sz w:val="24"/>
+          <w:szCs w:val="24"/>
+          <w:lang w:val="sv-SE"/>
+        </w:rPr>
+        <w:t>HẠNH</w:t>
+      </w:r>
+      <w:bookmarkEnd w:id="0"/>
     </w:p>
     <w:p>
       <w:pPr>
@@ -503,7 +514,7 @@
           <w:lang w:val="vi-VN" w:eastAsia="zh-CN"/>
         </w:rPr>
       </w:pPr>
-      <w:bookmarkStart w:id="0" w:name="_Hlk185520090"/>
+      <w:bookmarkStart w:id="1" w:name="_Hlk185520090"/>
       <w:r>
         <w:rPr>
           <w:rFonts w:ascii="Times New Roman" w:eastAsia="Times New Roman" w:hAnsi="Times New Roman" w:cs="Times New Roman"/>
@@ -610,7 +621,7 @@
         <w:t>Nơi cấp: Bộ Công An</w:t>
       </w:r>
     </w:p>
-    <w:bookmarkEnd w:id="0"/>
+    <w:bookmarkEnd w:id="1"/>
     <w:p>
       <w:pPr>
         <w:tabs>
@@ -639,7 +650,23 @@
           <w:sz w:val="24"/>
           <w:szCs w:val="24"/>
         </w:rPr>
-        <w:t>Giám đốc</w:t>
+        <w:t xml:space="preserve">Chủ tịch </w:t>
+      </w:r>
+      <w:r>
+        <w:rPr>
+          <w:rFonts w:ascii="Times New Roman" w:hAnsi="Times New Roman"/>
+          <w:sz w:val="24"/>
+          <w:szCs w:val="24"/>
+        </w:rPr>
+        <w:t>công ty</w:t>
+      </w:r>
+      <w:r>
+        <w:rPr>
+          <w:rFonts w:ascii="Times New Roman" w:hAnsi="Times New Roman"/>
+          <w:sz w:val="24"/>
+          <w:szCs w:val="24"/>
+        </w:rPr>
+        <w:t xml:space="preserve"> kiêm Giám đốc</w:t>
       </w:r>
     </w:p>
     <w:p>
@@ -914,8 +941,6 @@
         </w:rPr>
         <w:t>Ngày trên văn bản: 9/6/2026</w:t>
       </w:r>
-      <w:bookmarkStart w:id="1" w:name="_GoBack"/>
-      <w:bookmarkEnd w:id="1"/>
     </w:p>
     <w:p>
       <w:pPr>
